--- a/相关文档/工作周报/第一周/工作周报-豆美玲.docx
+++ b/相关文档/工作周报/第一周/工作周报-豆美玲.docx
@@ -481,8 +481,29 @@
               </w:rPr>
               <w:t>覆盖学习搭子、运动搭子、兴趣搭子等</w:t>
             </w:r>
-            <w:bookmarkStart w:id="0" w:name="_GoBack"/>
-            <w:bookmarkEnd w:id="0"/>
+          </w:p>
+          <w:p>
+            <w:pPr>
+              <w:numPr>
+                <w:ilvl w:val="0"/>
+                <w:numId w:val="1"/>
+              </w:numPr>
+              <w:ind w:left="440" w:leftChars="0" w:hanging="440" w:firstLineChars="0"/>
+              <w:textAlignment w:val="top"/>
+              <w:rPr>
+                <w:rFonts w:hint="eastAsia" w:ascii="宋体" w:hAnsi="宋体" w:eastAsia="宋体" w:cs="宋体"/>
+                <w:color w:val="000000"/>
+                <w:lang w:val="en-US" w:eastAsia="zh-CN" w:bidi="ar"/>
+              </w:rPr>
+            </w:pPr>
+            <w:r>
+              <w:rPr>
+                <w:rFonts w:hint="eastAsia" w:ascii="宋体" w:hAnsi="宋体" w:eastAsia="宋体" w:cs="宋体"/>
+                <w:color w:val="000000"/>
+                <w:lang w:val="en-US" w:eastAsia="zh-CN" w:bidi="ar"/>
+              </w:rPr>
+              <w:t>构建GitHub项目主页，搭建项目主页框架</w:t>
+            </w:r>
           </w:p>
           <w:p>
             <w:pPr>
@@ -1230,7 +1251,7 @@
             <w:pPr>
               <w:numPr>
                 <w:ilvl w:val="0"/>
-                <w:numId w:val="2"/>
+                <w:numId w:val="3"/>
               </w:numPr>
               <w:ind w:left="440" w:leftChars="0" w:hanging="440" w:firstLineChars="0"/>
               <w:textAlignment w:val="top"/>
@@ -1248,12 +1269,14 @@
               </w:rPr>
               <w:t>项目计划书：完成项目计划书编写，包含项目背景、功能模块、时间安排、人员分工、风险评估等内容</w:t>
             </w:r>
+            <w:bookmarkStart w:id="0" w:name="_GoBack"/>
+            <w:bookmarkEnd w:id="0"/>
           </w:p>
           <w:p>
             <w:pPr>
               <w:numPr>
                 <w:ilvl w:val="0"/>
-                <w:numId w:val="2"/>
+                <w:numId w:val="3"/>
               </w:numPr>
               <w:ind w:left="440" w:leftChars="0" w:hanging="440" w:firstLineChars="0"/>
               <w:textAlignment w:val="top"/>
@@ -1752,6 +1775,23 @@
 <file path=word/numbering.xml><?xml version="1.0" encoding="utf-8"?>
 <w:numbering xmlns:wpc="http://schemas.microsoft.com/office/word/2010/wordprocessingCanvas" xmlns:mc="http://schemas.openxmlformats.org/markup-compatibility/2006" xmlns:o="urn:schemas-microsoft-com:office:office" xmlns:r="http://schemas.openxmlformats.org/officeDocument/2006/relationships" xmlns:m="http://schemas.openxmlformats.org/officeDocument/2006/math" xmlns:v="urn:schemas-microsoft-com:vml" xmlns:wp14="http://schemas.microsoft.com/office/word/2010/wordprocessingDrawing" xmlns:wp="http://schemas.openxmlformats.org/drawingml/2006/wordprocessingDrawing" xmlns:w10="urn:schemas-microsoft-com:office:word" xmlns:w="http://schemas.openxmlformats.org/wordprocessingml/2006/main" xmlns:w14="http://schemas.microsoft.com/office/word/2010/wordml" xmlns:wpg="http://schemas.microsoft.com/office/word/2010/wordprocessingGroup" xmlns:wpi="http://schemas.microsoft.com/office/word/2010/wordprocessingInk" xmlns:wne="http://schemas.microsoft.com/office/word/2006/wordml" xmlns:wps="http://schemas.microsoft.com/office/word/2010/wordprocessingShape" xmlns:wpsCustomData="http://www.wps.cn/officeDocument/2013/wpsCustomData" mc:Ignorable="w14 wp14">
   <w:abstractNum w:abstractNumId="0">
+    <w:nsid w:val="9F5A92BD"/>
+    <w:multiLevelType w:val="singleLevel"/>
+    <w:tmpl w:val="9F5A92BD"/>
+    <w:lvl w:ilvl="0" w:tentative="0">
+      <w:start w:val="1"/>
+      <w:numFmt w:val="decimal"/>
+      <w:lvlText w:val="%1."/>
+      <w:lvlJc w:val="left"/>
+      <w:pPr>
+        <w:ind w:left="425" w:hanging="425"/>
+      </w:pPr>
+      <w:rPr>
+        <w:rFonts w:hint="default"/>
+      </w:rPr>
+    </w:lvl>
+  </w:abstractNum>
+  <w:abstractNum w:abstractNumId="1">
     <w:nsid w:val="B20DC48A"/>
     <w:multiLevelType w:val="singleLevel"/>
     <w:tmpl w:val="B20DC48A"/>
@@ -1768,7 +1808,7 @@
       </w:rPr>
     </w:lvl>
   </w:abstractNum>
-  <w:abstractNum w:abstractNumId="1">
+  <w:abstractNum w:abstractNumId="2">
     <w:nsid w:val="2DC691DD"/>
     <w:multiLevelType w:val="singleLevel"/>
     <w:tmpl w:val="2DC691DD"/>
@@ -1786,10 +1826,13 @@
     </w:lvl>
   </w:abstractNum>
   <w:num w:numId="1">
-    <w:abstractNumId w:val="0"/>
+    <w:abstractNumId w:val="1"/>
   </w:num>
   <w:num w:numId="2">
-    <w:abstractNumId w:val="1"/>
+    <w:abstractNumId w:val="2"/>
+  </w:num>
+  <w:num w:numId="3">
+    <w:abstractNumId w:val="0"/>
   </w:num>
 </w:numbering>
 </file>
